--- a/MyDocumentConverterMultiOSV10/samples/output/wiki/mediawiki/docx.docx
+++ b/MyDocumentConverterMultiOSV10/samples/output/wiki/mediawiki/docx.docx
@@ -92,7 +92,7 @@
       <w:r>
         <w:t xml:space="preserve">, 그리고 </w:t>
       </w:r>
-      <w:hyperlink w:history="1" r:id="rIdqlc7k8bhczdd-4qwbeazi">
+      <w:hyperlink w:history="1" r:id="rId9ibmzrhweyladbf2pxkjl">
         <w:r>
           <w:rPr>
             <w:rStyle w:val="Hyperlink"/>
@@ -738,7 +738,7 @@
       <w:r>
         <w:t xml:space="preserve"> 자동 링크 </w:t>
       </w:r>
-      <w:hyperlink w:history="1" r:id="rId3upjxob3shqmoza12cjow">
+      <w:hyperlink w:history="1" r:id="rId2d69s0qql1had7mvkhx_l">
         <w:r>
           <w:rPr>
             <w:rStyle w:val="Hyperlink"/>
